--- a/assets/Курсовая тз.docx
+++ b/assets/Курсовая тз.docx
@@ -1,6 +1,6 @@
 
 <file path=word/document.xml><?xml version="1.0" encoding="utf-8"?>
-<w:document xmlns:wpc="http://schemas.microsoft.com/office/word/2010/wordprocessingCanvas" xmlns:cx="http://schemas.microsoft.com/office/drawing/2014/chartex" xmlns:mc="http://schemas.openxmlformats.org/markup-compatibility/2006" xmlns:o="urn:schemas-microsoft-com:office:office" xmlns:r="http://schemas.openxmlformats.org/officeDocument/2006/relationships" xmlns:m="http://schemas.openxmlformats.org/officeDocument/2006/math" xmlns:v="urn:schemas-microsoft-com:vml" xmlns:wp14="http://schemas.microsoft.com/office/word/2010/wordprocessingDrawing" xmlns:wp="http://schemas.openxmlformats.org/drawingml/2006/wordprocessingDrawing" xmlns:w10="urn:schemas-microsoft-com:office:word" xmlns:w="http://schemas.openxmlformats.org/wordprocessingml/2006/main" xmlns:w14="http://schemas.microsoft.com/office/word/2010/wordml" xmlns:w15="http://schemas.microsoft.com/office/word/2012/wordml" xmlns:w16se="http://schemas.microsoft.com/office/word/2015/wordml/symex" xmlns:wpg="http://schemas.microsoft.com/office/word/2010/wordprocessingGroup" xmlns:wpi="http://schemas.microsoft.com/office/word/2010/wordprocessingInk" xmlns:wne="http://schemas.microsoft.com/office/word/2006/wordml" xmlns:wps="http://schemas.microsoft.com/office/word/2010/wordprocessingShape" mc:Ignorable="w14 w15 w16se wp14">
+<w:document xmlns:wpc="http://schemas.microsoft.com/office/word/2010/wordprocessingCanvas" xmlns:cx="http://schemas.microsoft.com/office/drawing/2014/chartex" xmlns:cx1="http://schemas.microsoft.com/office/drawing/2015/9/8/chartex" xmlns:cx2="http://schemas.microsoft.com/office/drawing/2015/10/21/chartex" xmlns:cx3="http://schemas.microsoft.com/office/drawing/2016/5/9/chartex" xmlns:cx4="http://schemas.microsoft.com/office/drawing/2016/5/10/chartex" xmlns:cx5="http://schemas.microsoft.com/office/drawing/2016/5/11/chartex" xmlns:cx6="http://schemas.microsoft.com/office/drawing/2016/5/12/chartex" xmlns:cx7="http://schemas.microsoft.com/office/drawing/2016/5/13/chartex" xmlns:cx8="http://schemas.microsoft.com/office/drawing/2016/5/14/chartex" xmlns:mc="http://schemas.openxmlformats.org/markup-compatibility/2006" xmlns:aink="http://schemas.microsoft.com/office/drawing/2016/ink" xmlns:am3d="http://schemas.microsoft.com/office/drawing/2017/model3d" xmlns:o="urn:schemas-microsoft-com:office:office" xmlns:oel="http://schemas.microsoft.com/office/2019/extlst" xmlns:r="http://schemas.openxmlformats.org/officeDocument/2006/relationships" xmlns:m="http://schemas.openxmlformats.org/officeDocument/2006/math" xmlns:v="urn:schemas-microsoft-com:vml" xmlns:wp14="http://schemas.microsoft.com/office/word/2010/wordprocessingDrawing" xmlns:wp="http://schemas.openxmlformats.org/drawingml/2006/wordprocessingDrawing" xmlns:w10="urn:schemas-microsoft-com:office:word" xmlns:w="http://schemas.openxmlformats.org/wordprocessingml/2006/main" xmlns:w14="http://schemas.microsoft.com/office/word/2010/wordml" xmlns:w15="http://schemas.microsoft.com/office/word/2012/wordml" xmlns:w16cex="http://schemas.microsoft.com/office/word/2018/wordml/cex" xmlns:w16cid="http://schemas.microsoft.com/office/word/2016/wordml/cid" xmlns:w16="http://schemas.microsoft.com/office/word/2018/wordml" xmlns:w16sdtdh="http://schemas.microsoft.com/office/word/2020/wordml/sdtdatahash" xmlns:w16se="http://schemas.microsoft.com/office/word/2015/wordml/symex" xmlns:wpg="http://schemas.microsoft.com/office/word/2010/wordprocessingGroup" xmlns:wpi="http://schemas.microsoft.com/office/word/2010/wordprocessingInk" xmlns:wne="http://schemas.microsoft.com/office/word/2006/wordml" xmlns:wps="http://schemas.microsoft.com/office/word/2010/wordprocessingShape" mc:Ignorable="w14 w15 w16se w16cid w16 w16cex w16sdtdh wp14">
   <w:body>
     <w:p>
       <w:pPr>
@@ -56,15 +56,7 @@
           <w:sz w:val="28"/>
           <w:szCs w:val="28"/>
         </w:rPr>
-        <w:t>ШАХМАТНЫХ ТОВАРОВ «КИНГ</w:t>
-      </w:r>
-      <w:r>
-        <w:rPr>
-          <w:rFonts w:ascii="Times New Roman" w:hAnsi="Times New Roman"/>
-          <w:sz w:val="28"/>
-          <w:szCs w:val="28"/>
-        </w:rPr>
-        <w:t>»</w:t>
+        <w:t>ШАХМАТНЫХ ТОВАРОВ «КИНГ»</w:t>
       </w:r>
     </w:p>
     <w:p>
@@ -132,31 +124,7 @@
           <w:sz w:val="28"/>
           <w:szCs w:val="28"/>
         </w:rPr>
-        <w:t>«Кинг</w:t>
-      </w:r>
-      <w:r>
-        <w:rPr>
-          <w:rFonts w:ascii="Times New Roman" w:hAnsi="Times New Roman"/>
-          <w:sz w:val="28"/>
-          <w:szCs w:val="28"/>
-        </w:rPr>
-        <w:t>» представляет собой магазин</w:t>
-      </w:r>
-      <w:r>
-        <w:rPr>
-          <w:rFonts w:ascii="Times New Roman" w:hAnsi="Times New Roman"/>
-          <w:sz w:val="28"/>
-          <w:szCs w:val="28"/>
-        </w:rPr>
-        <w:t xml:space="preserve"> качественных классических товаров для шахмат</w:t>
-      </w:r>
-      <w:r>
-        <w:rPr>
-          <w:rFonts w:ascii="Times New Roman" w:hAnsi="Times New Roman"/>
-          <w:sz w:val="28"/>
-          <w:szCs w:val="28"/>
-        </w:rPr>
-        <w:t>. Интернет-магазин имеет понятный дизайн и контент, который позволяет пользователю просматривать каталог товаров, фильтровать товары, добавлять товары в корзину и оформлять заказ.</w:t>
+        <w:t>«Кинг» представляет собой магазин качественных классических товаров для шахмат. Интернет-магазин имеет понятный дизайн и контент, который позволяет пользователю просматривать каталог товаров, фильтровать товары, добавлять товары в корзину и оформлять заказ.</w:t>
       </w:r>
     </w:p>
     <w:p>
@@ -248,25 +216,7 @@
           <w:sz w:val="28"/>
           <w:szCs w:val="28"/>
         </w:rPr>
-        <w:t xml:space="preserve"> Молодое поколение чаще выбирает простые и надежные товары, более же старшее поколение предпочитает премиальный </w:t>
-      </w:r>
-      <w:proofErr w:type="gramStart"/>
-      <w:r>
-        <w:rPr>
-          <w:rFonts w:ascii="Times New Roman" w:hAnsi="Times New Roman"/>
-          <w:sz w:val="28"/>
-          <w:szCs w:val="28"/>
-        </w:rPr>
-        <w:t>и  оригинальный</w:t>
-      </w:r>
-      <w:proofErr w:type="gramEnd"/>
-      <w:r>
-        <w:rPr>
-          <w:rFonts w:ascii="Times New Roman" w:hAnsi="Times New Roman"/>
-          <w:sz w:val="28"/>
-          <w:szCs w:val="28"/>
-        </w:rPr>
-        <w:t xml:space="preserve"> ассортимент.</w:t>
+        <w:t xml:space="preserve"> Молодое поколение чаще выбирает простые и надежные товары, более же старшее поколение предпочитает премиальный и  оригинальный ассортимент.</w:t>
       </w:r>
     </w:p>
     <w:p>
@@ -439,13 +389,6 @@
           <w:szCs w:val="28"/>
         </w:rPr>
         <w:tab/>
-      </w:r>
-      <w:r>
-        <w:rPr>
-          <w:rFonts w:ascii="Times New Roman" w:hAnsi="Times New Roman"/>
-          <w:sz w:val="28"/>
-          <w:szCs w:val="28"/>
-        </w:rPr>
         <w:t>- Создание приятного и понятного интерфейса: современный и удобный дизайн, понятный контент и положительный пользовательский опыт;</w:t>
       </w:r>
     </w:p>
@@ -890,27 +833,7 @@
           <w:sz w:val="28"/>
           <w:szCs w:val="28"/>
         </w:rPr>
-        <w:t xml:space="preserve">Контактная информация (адрес, способы связи: мессенджеры или телефонная связь, время работы </w:t>
-      </w:r>
-      <w:proofErr w:type="spellStart"/>
-      <w:r>
-        <w:rPr>
-          <w:rFonts w:ascii="Times New Roman" w:hAnsi="Times New Roman" w:cs="Times New Roman"/>
-          <w:color w:val="000000" w:themeColor="text1"/>
-          <w:sz w:val="28"/>
-          <w:szCs w:val="28"/>
-        </w:rPr>
-        <w:t>оффлайн</w:t>
-      </w:r>
-      <w:proofErr w:type="spellEnd"/>
-      <w:r>
-        <w:rPr>
-          <w:rFonts w:ascii="Times New Roman" w:hAnsi="Times New Roman" w:cs="Times New Roman"/>
-          <w:color w:val="000000" w:themeColor="text1"/>
-          <w:sz w:val="28"/>
-          <w:szCs w:val="28"/>
-        </w:rPr>
-        <w:t>-точек)</w:t>
+        <w:t>Контактная информация (адрес, способы связи)</w:t>
       </w:r>
     </w:p>
     <w:p>
@@ -954,7 +877,25 @@
           <w:sz w:val="28"/>
           <w:szCs w:val="28"/>
         </w:rPr>
-        <w:t>- Административная панель (управление меню, заказами, бронированиями, контентом).</w:t>
+        <w:t xml:space="preserve">- Административная панель (управление меню, заказами, </w:t>
+      </w:r>
+      <w:r>
+        <w:rPr>
+          <w:rFonts w:ascii="Times New Roman" w:hAnsi="Times New Roman" w:cs="Times New Roman"/>
+          <w:color w:val="000000" w:themeColor="text1"/>
+          <w:sz w:val="28"/>
+          <w:szCs w:val="28"/>
+        </w:rPr>
+        <w:t>товарами</w:t>
+      </w:r>
+      <w:r>
+        <w:rPr>
+          <w:rFonts w:ascii="Times New Roman" w:hAnsi="Times New Roman" w:cs="Times New Roman"/>
+          <w:color w:val="000000" w:themeColor="text1"/>
+          <w:sz w:val="28"/>
+          <w:szCs w:val="28"/>
+        </w:rPr>
+        <w:t>, контентом).</w:t>
       </w:r>
     </w:p>
     <w:p>
@@ -1016,35 +957,27 @@
           <w:sz w:val="28"/>
           <w:szCs w:val="28"/>
         </w:rPr>
+        <w:t>- Фильтрация по категориям: доски, часы, фигуры, столы, литература (учебники, биографии) и так далее;</w:t>
+      </w:r>
+    </w:p>
+    <w:p>
+      <w:pPr>
+        <w:spacing w:after="0" w:line="360" w:lineRule="auto"/>
+        <w:ind w:firstLine="708"/>
+        <w:jc w:val="both"/>
+        <w:rPr>
+          <w:rFonts w:ascii="Times New Roman" w:hAnsi="Times New Roman"/>
+          <w:sz w:val="28"/>
+          <w:szCs w:val="28"/>
+        </w:rPr>
+      </w:pPr>
+      <w:r>
+        <w:rPr>
+          <w:rFonts w:ascii="Times New Roman" w:hAnsi="Times New Roman"/>
+          <w:sz w:val="28"/>
+          <w:szCs w:val="28"/>
+        </w:rPr>
         <w:lastRenderedPageBreak/>
-        <w:t xml:space="preserve">- Фильтрация по категориям: </w:t>
-      </w:r>
-      <w:r>
-        <w:rPr>
-          <w:rFonts w:ascii="Times New Roman" w:hAnsi="Times New Roman"/>
-          <w:sz w:val="28"/>
-          <w:szCs w:val="28"/>
-        </w:rPr>
-        <w:t>доски, часы, фигуры, столы, литература (учебники, биографии) и так далее;</w:t>
-      </w:r>
-    </w:p>
-    <w:p>
-      <w:pPr>
-        <w:spacing w:after="0" w:line="360" w:lineRule="auto"/>
-        <w:ind w:firstLine="708"/>
-        <w:jc w:val="both"/>
-        <w:rPr>
-          <w:rFonts w:ascii="Times New Roman" w:hAnsi="Times New Roman"/>
-          <w:sz w:val="28"/>
-          <w:szCs w:val="28"/>
-        </w:rPr>
-      </w:pPr>
-      <w:r>
-        <w:rPr>
-          <w:rFonts w:ascii="Times New Roman" w:hAnsi="Times New Roman"/>
-          <w:sz w:val="28"/>
-          <w:szCs w:val="28"/>
-        </w:rPr>
         <w:t>- Поиск по названию товара;</w:t>
       </w:r>
     </w:p>
@@ -1225,25 +1158,7 @@
           <w:sz w:val="28"/>
           <w:szCs w:val="28"/>
         </w:rPr>
-        <w:t xml:space="preserve">- Выбор способа получения: доставка или самовывоз из </w:t>
-      </w:r>
-      <w:proofErr w:type="spellStart"/>
-      <w:r>
-        <w:rPr>
-          <w:rFonts w:ascii="Times New Roman" w:hAnsi="Times New Roman"/>
-          <w:sz w:val="28"/>
-          <w:szCs w:val="28"/>
-        </w:rPr>
-        <w:t>оффлайн</w:t>
-      </w:r>
-      <w:proofErr w:type="spellEnd"/>
-      <w:r>
-        <w:rPr>
-          <w:rFonts w:ascii="Times New Roman" w:hAnsi="Times New Roman"/>
-          <w:sz w:val="28"/>
-          <w:szCs w:val="28"/>
-        </w:rPr>
-        <w:t>-точки;</w:t>
+        <w:t>- Выбор способа получения: доставка или самовывоз из оффлайн-точки;</w:t>
       </w:r>
     </w:p>
     <w:p>
@@ -1283,25 +1198,7 @@
           <w:sz w:val="28"/>
           <w:szCs w:val="28"/>
         </w:rPr>
-        <w:t xml:space="preserve">- При самовывозе: выбор </w:t>
-      </w:r>
-      <w:proofErr w:type="spellStart"/>
-      <w:r>
-        <w:rPr>
-          <w:rFonts w:ascii="Times New Roman" w:hAnsi="Times New Roman"/>
-          <w:sz w:val="28"/>
-          <w:szCs w:val="28"/>
-        </w:rPr>
-        <w:t>оффлайн</w:t>
-      </w:r>
-      <w:proofErr w:type="spellEnd"/>
-      <w:r>
-        <w:rPr>
-          <w:rFonts w:ascii="Times New Roman" w:hAnsi="Times New Roman"/>
-          <w:sz w:val="28"/>
-          <w:szCs w:val="28"/>
-        </w:rPr>
-        <w:t>-точки и времени самовывоза;</w:t>
+        <w:t>- При самовывозе: выбор оффлайн-точки и времени самовывоза;</w:t>
       </w:r>
     </w:p>
     <w:p>
@@ -1381,7 +1278,7 @@
           <w:sz w:val="28"/>
           <w:szCs w:val="28"/>
         </w:rPr>
-        <w:t>- Редактирование информации профиля (имя, фото, возраст, описание);</w:t>
+        <w:t>- Редактирование информации профиля (имя, фото);</w:t>
       </w:r>
     </w:p>
     <w:p>
@@ -1421,7 +1318,7 @@
           <w:sz w:val="28"/>
           <w:szCs w:val="28"/>
         </w:rPr>
-        <w:t>- При регистрации: создание профиля и привязка номера/почты;</w:t>
+        <w:t>- При регистрации: создание профиля и привязка почты;</w:t>
       </w:r>
     </w:p>
     <w:p>
@@ -1461,26 +1358,6 @@
           <w:sz w:val="28"/>
           <w:szCs w:val="28"/>
         </w:rPr>
-        <w:t>- Возможность восстановить пароль.</w:t>
-      </w:r>
-    </w:p>
-    <w:p>
-      <w:pPr>
-        <w:spacing w:after="0" w:line="360" w:lineRule="auto"/>
-        <w:ind w:firstLine="708"/>
-        <w:jc w:val="both"/>
-        <w:rPr>
-          <w:rFonts w:ascii="Times New Roman" w:hAnsi="Times New Roman"/>
-          <w:sz w:val="28"/>
-          <w:szCs w:val="28"/>
-        </w:rPr>
-      </w:pPr>
-      <w:r>
-        <w:rPr>
-          <w:rFonts w:ascii="Times New Roman" w:hAnsi="Times New Roman"/>
-          <w:sz w:val="28"/>
-          <w:szCs w:val="28"/>
-        </w:rPr>
         <w:t>3.6. Административная панель:</w:t>
       </w:r>
     </w:p>
@@ -1521,45 +1398,43 @@
           <w:sz w:val="28"/>
           <w:szCs w:val="28"/>
         </w:rPr>
-        <w:t>- Управление заказами: сбор статистики, изменение статуса заказа, оповещение пользователя о изменениях в заказе;</w:t>
-      </w:r>
-    </w:p>
-    <w:p>
-      <w:pPr>
-        <w:spacing w:after="0" w:line="360" w:lineRule="auto"/>
-        <w:ind w:firstLine="708"/>
-        <w:jc w:val="both"/>
-        <w:rPr>
-          <w:rFonts w:ascii="Times New Roman" w:hAnsi="Times New Roman"/>
-          <w:sz w:val="28"/>
-          <w:szCs w:val="28"/>
-        </w:rPr>
-      </w:pPr>
-      <w:r>
-        <w:rPr>
-          <w:rFonts w:ascii="Times New Roman" w:hAnsi="Times New Roman"/>
-          <w:sz w:val="28"/>
-          <w:szCs w:val="28"/>
-        </w:rPr>
-        <w:t xml:space="preserve">- </w:t>
-      </w:r>
-      <w:proofErr w:type="spellStart"/>
-      <w:r>
-        <w:rPr>
-          <w:rFonts w:ascii="Times New Roman" w:hAnsi="Times New Roman"/>
-          <w:sz w:val="28"/>
-          <w:szCs w:val="28"/>
-        </w:rPr>
-        <w:t>Модерация</w:t>
-      </w:r>
-      <w:proofErr w:type="spellEnd"/>
-      <w:r>
-        <w:rPr>
-          <w:rFonts w:ascii="Times New Roman" w:hAnsi="Times New Roman"/>
-          <w:sz w:val="28"/>
-          <w:szCs w:val="28"/>
-        </w:rPr>
-        <w:t xml:space="preserve"> контента и отзывов.</w:t>
+        <w:t>- Управление заказами: изменение</w:t>
+      </w:r>
+      <w:r>
+        <w:rPr>
+          <w:rFonts w:ascii="Times New Roman" w:hAnsi="Times New Roman"/>
+          <w:sz w:val="28"/>
+          <w:szCs w:val="28"/>
+        </w:rPr>
+        <w:t xml:space="preserve"> данных и</w:t>
+      </w:r>
+      <w:r>
+        <w:rPr>
+          <w:rFonts w:ascii="Times New Roman" w:hAnsi="Times New Roman"/>
+          <w:sz w:val="28"/>
+          <w:szCs w:val="28"/>
+        </w:rPr>
+        <w:t xml:space="preserve"> статуса заказа;</w:t>
+      </w:r>
+    </w:p>
+    <w:p>
+      <w:pPr>
+        <w:spacing w:after="0" w:line="360" w:lineRule="auto"/>
+        <w:ind w:firstLine="708"/>
+        <w:jc w:val="both"/>
+        <w:rPr>
+          <w:rFonts w:ascii="Times New Roman" w:hAnsi="Times New Roman"/>
+          <w:sz w:val="28"/>
+          <w:szCs w:val="28"/>
+        </w:rPr>
+      </w:pPr>
+      <w:r>
+        <w:rPr>
+          <w:rFonts w:ascii="Times New Roman" w:hAnsi="Times New Roman"/>
+          <w:sz w:val="28"/>
+          <w:szCs w:val="28"/>
+        </w:rPr>
+        <w:t>- Модерация контента и отзывов.</w:t>
       </w:r>
     </w:p>
     <w:p>
@@ -1725,63 +1600,7 @@
           <w:sz w:val="28"/>
           <w:szCs w:val="28"/>
         </w:rPr>
-        <w:t xml:space="preserve">, </w:t>
-      </w:r>
-      <w:proofErr w:type="spellStart"/>
-      <w:r>
-        <w:rPr>
-          <w:rFonts w:ascii="Times New Roman" w:hAnsi="Times New Roman"/>
-          <w:sz w:val="28"/>
-          <w:szCs w:val="28"/>
-        </w:rPr>
-        <w:t>Safari</w:t>
-      </w:r>
-      <w:proofErr w:type="spellEnd"/>
-      <w:r>
-        <w:rPr>
-          <w:rFonts w:ascii="Times New Roman" w:hAnsi="Times New Roman"/>
-          <w:sz w:val="28"/>
-          <w:szCs w:val="28"/>
-        </w:rPr>
-        <w:t xml:space="preserve">, </w:t>
-      </w:r>
-      <w:proofErr w:type="spellStart"/>
-      <w:r>
-        <w:rPr>
-          <w:rFonts w:ascii="Times New Roman" w:hAnsi="Times New Roman"/>
-          <w:sz w:val="28"/>
-          <w:szCs w:val="28"/>
-        </w:rPr>
-        <w:t>Edge</w:t>
-      </w:r>
-      <w:proofErr w:type="spellEnd"/>
-      <w:r>
-        <w:rPr>
-          <w:rFonts w:ascii="Times New Roman" w:hAnsi="Times New Roman"/>
-          <w:sz w:val="28"/>
-          <w:szCs w:val="28"/>
-        </w:rPr>
-        <w:t>;</w:t>
-      </w:r>
-    </w:p>
-    <w:p>
-      <w:pPr>
-        <w:spacing w:after="0" w:line="360" w:lineRule="auto"/>
-        <w:ind w:firstLine="708"/>
-        <w:jc w:val="both"/>
-        <w:rPr>
-          <w:rFonts w:ascii="Times New Roman" w:hAnsi="Times New Roman"/>
-          <w:sz w:val="28"/>
-          <w:szCs w:val="28"/>
-        </w:rPr>
-      </w:pPr>
-      <w:r>
-        <w:rPr>
-          <w:rFonts w:ascii="Times New Roman" w:hAnsi="Times New Roman"/>
-          <w:sz w:val="28"/>
-          <w:szCs w:val="28"/>
-        </w:rPr>
-        <w:t>- Интеграция сервиса онлайн-платежей;</w:t>
+        <w:t>, Safari, Edge;</w:t>
       </w:r>
     </w:p>
     <w:p>
@@ -1841,75 +1660,27 @@
           <w:sz w:val="28"/>
           <w:szCs w:val="28"/>
         </w:rPr>
-        <w:t xml:space="preserve">Дизайн должен быть </w:t>
-      </w:r>
-      <w:r>
-        <w:rPr>
-          <w:rFonts w:ascii="Times New Roman" w:hAnsi="Times New Roman"/>
-          <w:sz w:val="28"/>
-          <w:szCs w:val="28"/>
-        </w:rPr>
-        <w:t>спокойным, умеренным и классическим</w:t>
-      </w:r>
-      <w:r>
-        <w:rPr>
-          <w:rFonts w:ascii="Times New Roman" w:hAnsi="Times New Roman"/>
-          <w:sz w:val="28"/>
-          <w:szCs w:val="28"/>
-        </w:rPr>
-        <w:t xml:space="preserve">, чтобы соответствовать тематике </w:t>
-      </w:r>
-      <w:r>
-        <w:rPr>
-          <w:rFonts w:ascii="Times New Roman" w:hAnsi="Times New Roman"/>
-          <w:sz w:val="28"/>
-          <w:szCs w:val="28"/>
-        </w:rPr>
-        <w:t>шахмат</w:t>
-      </w:r>
-      <w:r>
-        <w:rPr>
-          <w:rFonts w:ascii="Times New Roman" w:hAnsi="Times New Roman"/>
-          <w:sz w:val="28"/>
-          <w:szCs w:val="28"/>
-        </w:rPr>
-        <w:t xml:space="preserve">. Так же оформление должно быть интуитивно понятным и удобным, чтобы каждый посетитель мог спокойно пользоваться сайтом. </w:t>
-      </w:r>
-    </w:p>
-    <w:p>
-      <w:pPr>
-        <w:spacing w:after="0" w:line="360" w:lineRule="auto"/>
-        <w:ind w:firstLine="708"/>
-        <w:jc w:val="both"/>
-        <w:rPr>
-          <w:rFonts w:ascii="Times New Roman" w:hAnsi="Times New Roman"/>
-          <w:sz w:val="28"/>
-          <w:szCs w:val="28"/>
-        </w:rPr>
-      </w:pPr>
-      <w:r>
-        <w:rPr>
-          <w:rFonts w:ascii="Times New Roman" w:hAnsi="Times New Roman"/>
-          <w:sz w:val="28"/>
-          <w:szCs w:val="28"/>
-        </w:rPr>
-        <w:t>- Цветовая палитра:</w:t>
-      </w:r>
-      <w:r>
-        <w:rPr>
-          <w:rFonts w:ascii="Times New Roman" w:hAnsi="Times New Roman"/>
-          <w:sz w:val="28"/>
-          <w:szCs w:val="28"/>
-        </w:rPr>
-        <w:t xml:space="preserve"> глубокие спокойные тона, преобладают коричневый и бежевый (цвета дерева)</w:t>
-      </w:r>
-      <w:r>
-        <w:rPr>
-          <w:rFonts w:ascii="Times New Roman" w:hAnsi="Times New Roman"/>
-          <w:sz w:val="28"/>
-          <w:szCs w:val="28"/>
-        </w:rPr>
-        <w:t>;</w:t>
+        <w:t xml:space="preserve">Дизайн должен быть спокойным, умеренным и классическим, чтобы соответствовать тематике шахмат. Так же оформление должно быть интуитивно понятным и удобным, чтобы каждый посетитель мог спокойно пользоваться сайтом. </w:t>
+      </w:r>
+    </w:p>
+    <w:p>
+      <w:pPr>
+        <w:spacing w:after="0" w:line="360" w:lineRule="auto"/>
+        <w:ind w:firstLine="708"/>
+        <w:jc w:val="both"/>
+        <w:rPr>
+          <w:rFonts w:ascii="Times New Roman" w:hAnsi="Times New Roman"/>
+          <w:sz w:val="28"/>
+          <w:szCs w:val="28"/>
+        </w:rPr>
+      </w:pPr>
+      <w:r>
+        <w:rPr>
+          <w:rFonts w:ascii="Times New Roman" w:hAnsi="Times New Roman"/>
+          <w:sz w:val="28"/>
+          <w:szCs w:val="28"/>
+        </w:rPr>
+        <w:t>- Цветовая палитра: глубокие спокойные тона, преобладают коричневый и бежевый (цвета дерева);</w:t>
       </w:r>
     </w:p>
     <w:p>
@@ -1974,53 +1745,27 @@
           <w:sz w:val="28"/>
           <w:szCs w:val="28"/>
         </w:rPr>
-        <w:t>Лаконичный логотип «Кинг</w:t>
-      </w:r>
-      <w:r>
-        <w:rPr>
-          <w:rFonts w:ascii="Times New Roman" w:hAnsi="Times New Roman"/>
-          <w:sz w:val="28"/>
-          <w:szCs w:val="28"/>
-        </w:rPr>
-        <w:t>» и фирменный стиль компании;</w:t>
-      </w:r>
-    </w:p>
-    <w:p>
-      <w:pPr>
-        <w:spacing w:after="0" w:line="360" w:lineRule="auto"/>
-        <w:ind w:firstLine="708"/>
-        <w:jc w:val="both"/>
-        <w:rPr>
-          <w:rFonts w:ascii="Times New Roman" w:hAnsi="Times New Roman"/>
-          <w:sz w:val="28"/>
-          <w:szCs w:val="28"/>
-        </w:rPr>
-      </w:pPr>
-      <w:r>
-        <w:rPr>
-          <w:rFonts w:ascii="Times New Roman" w:hAnsi="Times New Roman"/>
-          <w:sz w:val="28"/>
-          <w:szCs w:val="28"/>
-        </w:rPr>
-        <w:t xml:space="preserve">- Качественные изображения и </w:t>
-      </w:r>
-      <w:r>
-        <w:rPr>
-          <w:rFonts w:ascii="Times New Roman" w:hAnsi="Times New Roman"/>
-          <w:sz w:val="28"/>
-          <w:szCs w:val="28"/>
-        </w:rPr>
-        <w:t xml:space="preserve">оригинальные </w:t>
-      </w:r>
-      <w:bookmarkStart w:id="0" w:name="_GoBack"/>
-      <w:bookmarkEnd w:id="0"/>
-      <w:r>
-        <w:rPr>
-          <w:rFonts w:ascii="Times New Roman" w:hAnsi="Times New Roman"/>
-          <w:sz w:val="28"/>
-          <w:szCs w:val="28"/>
-        </w:rPr>
-        <w:t>решения в дизайне блоков и карточек.</w:t>
+        <w:t>Лаконичный логотип «Кинг» и фирменный стиль компании;</w:t>
+      </w:r>
+    </w:p>
+    <w:p>
+      <w:pPr>
+        <w:spacing w:after="0" w:line="360" w:lineRule="auto"/>
+        <w:ind w:firstLine="708"/>
+        <w:jc w:val="both"/>
+        <w:rPr>
+          <w:rFonts w:ascii="Times New Roman" w:hAnsi="Times New Roman"/>
+          <w:sz w:val="28"/>
+          <w:szCs w:val="28"/>
+        </w:rPr>
+      </w:pPr>
+      <w:r>
+        <w:rPr>
+          <w:rFonts w:ascii="Times New Roman" w:hAnsi="Times New Roman"/>
+          <w:sz w:val="28"/>
+          <w:szCs w:val="28"/>
+        </w:rPr>
+        <w:t>- Качественные изображения и оригинальные решения в дизайне блоков и карточек.</w:t>
       </w:r>
     </w:p>
     <w:p>
@@ -2056,7 +1801,7 @@
 </file>
 
 <file path=word/numbering.xml><?xml version="1.0" encoding="utf-8"?>
-<w:numbering xmlns:wpc="http://schemas.microsoft.com/office/word/2010/wordprocessingCanvas" xmlns:cx="http://schemas.microsoft.com/office/drawing/2014/chartex" xmlns:mc="http://schemas.openxmlformats.org/markup-compatibility/2006" xmlns:o="urn:schemas-microsoft-com:office:office" xmlns:r="http://schemas.openxmlformats.org/officeDocument/2006/relationships" xmlns:m="http://schemas.openxmlformats.org/officeDocument/2006/math" xmlns:v="urn:schemas-microsoft-com:vml" xmlns:wp14="http://schemas.microsoft.com/office/word/2010/wordprocessingDrawing" xmlns:wp="http://schemas.openxmlformats.org/drawingml/2006/wordprocessingDrawing" xmlns:w10="urn:schemas-microsoft-com:office:word" xmlns:w="http://schemas.openxmlformats.org/wordprocessingml/2006/main" xmlns:w14="http://schemas.microsoft.com/office/word/2010/wordml" xmlns:w15="http://schemas.microsoft.com/office/word/2012/wordml" xmlns:w16se="http://schemas.microsoft.com/office/word/2015/wordml/symex" xmlns:wpg="http://schemas.microsoft.com/office/word/2010/wordprocessingGroup" xmlns:wpi="http://schemas.microsoft.com/office/word/2010/wordprocessingInk" xmlns:wne="http://schemas.microsoft.com/office/word/2006/wordml" xmlns:wps="http://schemas.microsoft.com/office/word/2010/wordprocessingShape" mc:Ignorable="w14 w15 w16se wp14">
+<w:numbering xmlns:wpc="http://schemas.microsoft.com/office/word/2010/wordprocessingCanvas" xmlns:cx="http://schemas.microsoft.com/office/drawing/2014/chartex" xmlns:cx1="http://schemas.microsoft.com/office/drawing/2015/9/8/chartex" xmlns:cx2="http://schemas.microsoft.com/office/drawing/2015/10/21/chartex" xmlns:cx3="http://schemas.microsoft.com/office/drawing/2016/5/9/chartex" xmlns:cx4="http://schemas.microsoft.com/office/drawing/2016/5/10/chartex" xmlns:cx5="http://schemas.microsoft.com/office/drawing/2016/5/11/chartex" xmlns:cx6="http://schemas.microsoft.com/office/drawing/2016/5/12/chartex" xmlns:cx7="http://schemas.microsoft.com/office/drawing/2016/5/13/chartex" xmlns:cx8="http://schemas.microsoft.com/office/drawing/2016/5/14/chartex" xmlns:mc="http://schemas.openxmlformats.org/markup-compatibility/2006" xmlns:aink="http://schemas.microsoft.com/office/drawing/2016/ink" xmlns:am3d="http://schemas.microsoft.com/office/drawing/2017/model3d" xmlns:o="urn:schemas-microsoft-com:office:office" xmlns:oel="http://schemas.microsoft.com/office/2019/extlst" xmlns:r="http://schemas.openxmlformats.org/officeDocument/2006/relationships" xmlns:m="http://schemas.openxmlformats.org/officeDocument/2006/math" xmlns:v="urn:schemas-microsoft-com:vml" xmlns:wp14="http://schemas.microsoft.com/office/word/2010/wordprocessingDrawing" xmlns:wp="http://schemas.openxmlformats.org/drawingml/2006/wordprocessingDrawing" xmlns:w10="urn:schemas-microsoft-com:office:word" xmlns:w="http://schemas.openxmlformats.org/wordprocessingml/2006/main" xmlns:w14="http://schemas.microsoft.com/office/word/2010/wordml" xmlns:w15="http://schemas.microsoft.com/office/word/2012/wordml" xmlns:w16cex="http://schemas.microsoft.com/office/word/2018/wordml/cex" xmlns:w16cid="http://schemas.microsoft.com/office/word/2016/wordml/cid" xmlns:w16="http://schemas.microsoft.com/office/word/2018/wordml" xmlns:w16sdtdh="http://schemas.microsoft.com/office/word/2020/wordml/sdtdatahash" xmlns:w16se="http://schemas.microsoft.com/office/word/2015/wordml/symex" xmlns:wpg="http://schemas.microsoft.com/office/word/2010/wordprocessingGroup" xmlns:wpi="http://schemas.microsoft.com/office/word/2010/wordprocessingInk" xmlns:wne="http://schemas.microsoft.com/office/word/2006/wordml" xmlns:wps="http://schemas.microsoft.com/office/word/2010/wordprocessingShape" mc:Ignorable="w14 w15 w16se w16cid w16 w16cex w16sdtdh wp14">
   <w:abstractNum w:abstractNumId="0" w15:restartNumberingAfterBreak="0">
     <w:nsid w:val="104D7EF1"/>
     <w:multiLevelType w:val="multilevel"/>
@@ -2420,20 +2165,20 @@
       </w:rPr>
     </w:lvl>
   </w:abstractNum>
-  <w:num w:numId="1">
+  <w:num w:numId="1" w16cid:durableId="1901791322">
     <w:abstractNumId w:val="1"/>
   </w:num>
-  <w:num w:numId="2">
+  <w:num w:numId="2" w16cid:durableId="2116712563">
     <w:abstractNumId w:val="0"/>
   </w:num>
-  <w:num w:numId="3">
+  <w:num w:numId="3" w16cid:durableId="16735272">
     <w:abstractNumId w:val="2"/>
   </w:num>
 </w:numbering>
 </file>
 
 <file path=word/styles.xml><?xml version="1.0" encoding="utf-8"?>
-<w:styles xmlns:mc="http://schemas.openxmlformats.org/markup-compatibility/2006" xmlns:r="http://schemas.openxmlformats.org/officeDocument/2006/relationships" xmlns:w="http://schemas.openxmlformats.org/wordprocessingml/2006/main" xmlns:w14="http://schemas.microsoft.com/office/word/2010/wordml" xmlns:w15="http://schemas.microsoft.com/office/word/2012/wordml" xmlns:w16se="http://schemas.microsoft.com/office/word/2015/wordml/symex" mc:Ignorable="w14 w15 w16se">
+<w:styles xmlns:mc="http://schemas.openxmlformats.org/markup-compatibility/2006" xmlns:r="http://schemas.openxmlformats.org/officeDocument/2006/relationships" xmlns:w="http://schemas.openxmlformats.org/wordprocessingml/2006/main" xmlns:w14="http://schemas.microsoft.com/office/word/2010/wordml" xmlns:w15="http://schemas.microsoft.com/office/word/2012/wordml" xmlns:w16cex="http://schemas.microsoft.com/office/word/2018/wordml/cex" xmlns:w16cid="http://schemas.microsoft.com/office/word/2016/wordml/cid" xmlns:w16="http://schemas.microsoft.com/office/word/2018/wordml" xmlns:w16sdtdh="http://schemas.microsoft.com/office/word/2020/wordml/sdtdatahash" xmlns:w16se="http://schemas.microsoft.com/office/word/2015/wordml/symex" mc:Ignorable="w14 w15 w16se w16cid w16 w16cex w16sdtdh">
   <w:docDefaults>
     <w:rPrDefault>
       <w:rPr>
@@ -2449,7 +2194,7 @@
       </w:pPr>
     </w:pPrDefault>
   </w:docDefaults>
-  <w:latentStyles w:defLockedState="0" w:defUIPriority="99" w:defSemiHidden="0" w:defUnhideWhenUsed="0" w:defQFormat="0" w:count="371">
+  <w:latentStyles w:defLockedState="0" w:defUIPriority="99" w:defSemiHidden="0" w:defUnhideWhenUsed="0" w:defQFormat="0" w:count="376">
     <w:lsdException w:name="Normal" w:uiPriority="0" w:qFormat="1"/>
     <w:lsdException w:name="heading 1" w:uiPriority="9" w:qFormat="1"/>
     <w:lsdException w:name="heading 2" w:semiHidden="1" w:uiPriority="9" w:unhideWhenUsed="1" w:qFormat="1"/>
@@ -2821,6 +2566,11 @@
     <w:lsdException w:name="List Table 5 Dark Accent 6" w:uiPriority="50"/>
     <w:lsdException w:name="List Table 6 Colorful Accent 6" w:uiPriority="51"/>
     <w:lsdException w:name="List Table 7 Colorful Accent 6" w:uiPriority="52"/>
+    <w:lsdException w:name="Mention" w:semiHidden="1" w:unhideWhenUsed="1"/>
+    <w:lsdException w:name="Smart Hyperlink" w:semiHidden="1" w:unhideWhenUsed="1"/>
+    <w:lsdException w:name="Hashtag" w:semiHidden="1" w:unhideWhenUsed="1"/>
+    <w:lsdException w:name="Unresolved Mention" w:semiHidden="1" w:unhideWhenUsed="1"/>
+    <w:lsdException w:name="Smart Link" w:semiHidden="1" w:unhideWhenUsed="1"/>
   </w:latentStyles>
   <w:style w:type="paragraph" w:default="1" w:styleId="a">
     <w:name w:val="Normal"/>
